--- a/source/reference_documents/tertiary_documents/implementation/Dynamic Analysis/triage/Dynamic Analysis - Triage.docx
+++ b/source/reference_documents/tertiary_documents/implementation/Dynamic Analysis/triage/Dynamic Analysis - Triage.docx
@@ -40,7 +40,7 @@
         <w:t xml:space="preserve">Version </w:t>
       </w:r>
       <w:r>
-        <w:t>3</w:t>
+        <w:t>4</w:t>
       </w:r>
     </w:p>
     <w:p>
@@ -57,7 +57,7 @@
         <w:rPr>
           <w:noProof/>
         </w:rPr>
-        <w:t>11/10/25 7:37 AM</w:t>
+        <w:t>2/16/26 9:25 AM</w:t>
       </w:r>
       <w:r>
         <w:fldChar w:fldCharType="end"/>
@@ -992,9 +992,9 @@
           <w:noProof/>
         </w:rPr>
         <w:drawing>
-          <wp:inline distT="0" distB="0" distL="0" distR="0" wp14:anchorId="2E62426D" wp14:editId="6985694A">
-            <wp:extent cx="4389802" cy="4100363"/>
-            <wp:effectExtent l="0" t="0" r="4445" b="1905"/>
+          <wp:inline distT="0" distB="0" distL="0" distR="0" wp14:anchorId="2E62426D" wp14:editId="5C0E106D">
+            <wp:extent cx="5053875" cy="4390930"/>
+            <wp:effectExtent l="0" t="0" r="0" b="3810"/>
             <wp:docPr id="573539493" name="Picture 1"/>
             <wp:cNvGraphicFramePr>
               <a:graphicFrameLocks xmlns:a="http://schemas.openxmlformats.org/drawingml/2006/main" noChangeAspect="1"/>
@@ -1015,7 +1015,7 @@
                   <pic:spPr>
                     <a:xfrm>
                       <a:off x="0" y="0"/>
-                      <a:ext cx="4416371" cy="4125180"/>
+                      <a:ext cx="5088017" cy="4420594"/>
                     </a:xfrm>
                     <a:prstGeom prst="rect">
                       <a:avLst/>
@@ -1214,10 +1214,7 @@
         <w:t xml:space="preserve">Depending on the element scope and nature of the identified issue, identified issues may be entered </w:t>
       </w:r>
       <w:r>
-        <w:t>directly</w:t>
-      </w:r>
-      <w:r>
-        <w:t xml:space="preserve"> </w:t>
+        <w:t xml:space="preserve">directly </w:t>
       </w:r>
       <w:r>
         <w:t>into the issue tracking system.</w:t>
@@ -1416,10 +1413,7 @@
       </w:pPr>
       <w:r>
         <w:lastRenderedPageBreak/>
-        <w:t>Dynamic Analysis</w:t>
-      </w:r>
-      <w:r>
-        <w:t xml:space="preserve"> Triage </w:t>
+        <w:t xml:space="preserve">Dynamic Analysis Triage </w:t>
       </w:r>
       <w:r>
         <w:t>Template</w:t>
@@ -1450,14 +1444,7 @@
           <w:b/>
           <w:bCs/>
         </w:rPr>
-        <w:t>dynamic analysis</w:t>
-      </w:r>
-      <w:r>
-        <w:rPr>
-          <w:b/>
-          <w:bCs/>
-        </w:rPr>
-        <w:t xml:space="preserve"> triage</w:t>
+        <w:t>dynamic analysis triage</w:t>
       </w:r>
       <w:r>
         <w:rPr>
@@ -1899,10 +1886,7 @@
         <w:t xml:space="preserve"> subject matter expert </w:t>
       </w:r>
       <w:r>
-        <w:t xml:space="preserve">triaging the </w:t>
-      </w:r>
-      <w:r>
-        <w:t>dynamic analysis output</w:t>
+        <w:t>triaging the dynamic analysis output</w:t>
       </w:r>
       <w:r>
         <w:t>.</w:t>
@@ -1950,10 +1934,7 @@
         <w:t>This is the date when the element</w:t>
       </w:r>
       <w:r>
-        <w:t xml:space="preserve">’s </w:t>
-      </w:r>
-      <w:r>
-        <w:t>dynamic</w:t>
+        <w:t>’s dynamic</w:t>
       </w:r>
       <w:r>
         <w:t xml:space="preserve"> </w:t>
@@ -2131,13 +2112,7 @@
         <w:t xml:space="preserve"> corresponds to </w:t>
       </w:r>
       <w:r>
-        <w:t xml:space="preserve">the </w:t>
-      </w:r>
-      <w:r>
-        <w:t>security</w:t>
-      </w:r>
-      <w:r>
-        <w:t xml:space="preserve"> SME</w:t>
+        <w:t>the security SME</w:t>
       </w:r>
       <w:r>
         <w:t xml:space="preserve"> listed on the cover sheet.</w:t>
@@ -2221,21 +2196,7 @@
           <w:b/>
           <w:bCs/>
         </w:rPr>
-        <w:t>dynamic analysis</w:t>
-      </w:r>
-      <w:r>
-        <w:rPr>
-          <w:b/>
-          <w:bCs/>
-        </w:rPr>
-        <w:t xml:space="preserve"> </w:t>
-      </w:r>
-      <w:r>
-        <w:rPr>
-          <w:b/>
-          <w:bCs/>
-        </w:rPr>
-        <w:t>output</w:t>
+        <w:t>dynamic analysis output</w:t>
       </w:r>
       <w:r>
         <w:t xml:space="preserve"> triage</w:t>
@@ -2260,19 +2221,7 @@
         <w:tab/>
       </w:r>
       <w:r>
-        <w:t xml:space="preserve">Reference to the element’s </w:t>
-      </w:r>
-      <w:r>
-        <w:t>dynamic</w:t>
-      </w:r>
-      <w:r>
-        <w:t xml:space="preserve"> analysis</w:t>
-      </w:r>
-      <w:r>
-        <w:t xml:space="preserve"> output</w:t>
-      </w:r>
-      <w:r>
-        <w:t xml:space="preserve"> should be included</w:t>
+        <w:t>Reference to the element’s dynamic analysis output should be included</w:t>
       </w:r>
       <w:r>
         <w:t>.</w:t>
@@ -2696,13 +2645,7 @@
         <w:t>reject</w:t>
       </w:r>
       <w:r>
-        <w:t xml:space="preserve">, </w:t>
-      </w:r>
-      <w:r>
-        <w:t>a</w:t>
-      </w:r>
-      <w:r>
-        <w:t xml:space="preserve"> justification is required</w:t>
+        <w:t>, a justification is required</w:t>
       </w:r>
       <w:r>
         <w:t>.</w:t>
@@ -2979,8 +2922,6 @@
       </w:r>
       <w:r>
         <w:tab/>
-      </w:r>
-      <w:r>
         <w:t xml:space="preserve">Although all issues contained in the </w:t>
       </w:r>
       <w:r>
@@ -2991,10 +2932,7 @@
         <w:t>Dynamic Analysis Output</w:t>
       </w:r>
       <w:r>
-        <w:t xml:space="preserve"> may be included in the report, it is recommended to restrict the report to only those items which are not rejected</w:t>
-      </w:r>
-      <w:r>
-        <w:t>.</w:t>
+        <w:t xml:space="preserve"> may be included in the report, it is recommended to restrict the report to only those items which are not rejected.</w:t>
       </w:r>
       <w:r>
         <w:t xml:space="preserve"> Additionally, it is recommended that the items chosen for </w:t>

--- a/source/reference_documents/tertiary_documents/implementation/Dynamic Analysis/triage/Dynamic Analysis - Triage.docx
+++ b/source/reference_documents/tertiary_documents/implementation/Dynamic Analysis/triage/Dynamic Analysis - Triage.docx
@@ -40,7 +40,7 @@
         <w:t xml:space="preserve">Version </w:t>
       </w:r>
       <w:r>
-        <w:t>4</w:t>
+        <w:t>5</w:t>
       </w:r>
     </w:p>
     <w:p>
@@ -57,7 +57,7 @@
         <w:rPr>
           <w:noProof/>
         </w:rPr>
-        <w:t>2/16/26 9:25 AM</w:t>
+        <w:t>4/27/26 12:45 PM</w:t>
       </w:r>
       <w:r>
         <w:fldChar w:fldCharType="end"/>
@@ -758,27 +758,72 @@
         <w:t>NIST NCWF</w:t>
       </w:r>
       <w:r>
-        <w:t xml:space="preserve"> role SP-ARC-002 and detailed in section </w:t>
-      </w:r>
-      <w:r>
-        <w:rPr>
-          <w:b/>
-          <w:bCs/>
-        </w:rPr>
-        <w:t>12.7 Security Architect</w:t>
-      </w:r>
-      <w:r>
-        <w:t xml:space="preserve"> of the </w:t>
-      </w:r>
-      <w:r>
-        <w:rPr>
-          <w:b/>
-          <w:bCs/>
-        </w:rPr>
-        <w:t>AVCDL</w:t>
-      </w:r>
-      <w:r>
-        <w:t xml:space="preserve"> primary document.</w:t>
+        <w:t xml:space="preserve"> role SP-ARC-002 and detailed in </w:t>
+      </w:r>
+      <w:r>
+        <w:t>the</w:t>
+      </w:r>
+      <w:r>
+        <w:t xml:space="preserve"> </w:t>
+      </w:r>
+      <w:r>
+        <w:rPr>
+          <w:b/>
+          <w:bCs/>
+        </w:rPr>
+        <w:t>NCWF Roles - Security Architect</w:t>
+      </w:r>
+      <w:r>
+        <w:t xml:space="preserve"> section of the </w:t>
+      </w:r>
+      <w:r>
+        <w:rPr>
+          <w:b/>
+          <w:bCs/>
+        </w:rPr>
+        <w:t>AVCDL Background Material</w:t>
+      </w:r>
+      <w:r>
+        <w:t xml:space="preserve"> elaboration</w:t>
+      </w:r>
+      <w:r>
+        <w:t xml:space="preserve"> </w:t>
+      </w:r>
+      <w:r>
+        <w:t>document</w:t>
+      </w:r>
+      <w:r>
+        <w:t xml:space="preserve"> </w:t>
+      </w:r>
+      <w:r>
+        <w:rPr>
+          <w:b/>
+          <w:bCs/>
+          <w:color w:val="0070C0"/>
+          <w:vertAlign w:val="superscript"/>
+        </w:rPr>
+        <w:t>[</w:t>
+      </w:r>
+      <w:r>
+        <w:rPr>
+          <w:b/>
+          <w:bCs/>
+          <w:color w:val="0070C0"/>
+          <w:vertAlign w:val="superscript"/>
+        </w:rPr>
+        <w:t>6</w:t>
+      </w:r>
+      <w:r>
+        <w:rPr>
+          <w:b/>
+          <w:bCs/>
+          <w:color w:val="0070C0"/>
+          <w:vertAlign w:val="superscript"/>
+        </w:rPr>
+        <w:t>]</w:t>
+      </w:r>
+      <w:r>
+        <w:t>.</w:t>
       </w:r>
     </w:p>
     <w:p>
@@ -3227,6 +3272,28 @@
           <w:color w:val="000000" w:themeColor="text1"/>
         </w:rPr>
         <w:t xml:space="preserve"> (AVCDL secondary document)</w:t>
+      </w:r>
+    </w:p>
+    <w:p>
+      <w:pPr>
+        <w:pStyle w:val="ListParagraph"/>
+        <w:numPr>
+          <w:ilvl w:val="0"/>
+          <w:numId w:val="3"/>
+        </w:numPr>
+        <w:rPr>
+          <w:color w:val="000000" w:themeColor="text1"/>
+        </w:rPr>
+      </w:pPr>
+      <w:r>
+        <w:rPr>
+          <w:b/>
+          <w:bCs/>
+        </w:rPr>
+        <w:t xml:space="preserve">AVCDL Background Material </w:t>
+      </w:r>
+      <w:r>
+        <w:t>(AVCDL elaboration document)</w:t>
       </w:r>
     </w:p>
     <w:p>
